--- a/001_VanRest/_Notes/Learning/01_figma/01_intro.docx
+++ b/001_VanRest/_Notes/Learning/01_figma/01_intro.docx
@@ -37,6 +37,114 @@
         </w:rPr>
         <w:t>let’s start with this.</w:t>
       </w:r>
+    </w:p>
+    <w:p>
+      <w:pPr>
+        <w:rPr>
+          <w:lang w:val="en-CA"/>
+        </w:rPr>
+      </w:pPr>
+    </w:p>
+    <w:p>
+      <w:pPr>
+        <w:rPr>
+          <w:lang w:val="en-CA"/>
+        </w:rPr>
+      </w:pPr>
+    </w:p>
+    <w:p>
+      <w:pPr>
+        <w:rPr>
+          <w:lang w:val="en-CA"/>
+        </w:rPr>
+      </w:pPr>
+    </w:p>
+    <w:p>
+      <w:pPr>
+        <w:rPr>
+          <w:lang w:val="en-CA"/>
+        </w:rPr>
+      </w:pPr>
+      <w:hyperlink r:id="rId5" w:history="1">
+        <w:r>
+          <w:rPr>
+            <w:rStyle w:val="Hyperlink"/>
+            <w:lang w:val="en-CA"/>
+          </w:rPr>
+          <w:t>https://www.figma.com/community/file/767127152320102433/fitma-figma-getting-started-video-tutorial?q_id=c97a8959-c03e-4369-8f11-fe3a78d3fbf2</w:t>
+        </w:r>
+      </w:hyperlink>
+    </w:p>
+    <w:p>
+      <w:pPr>
+        <w:rPr>
+          <w:lang w:val="en-CA"/>
+        </w:rPr>
+      </w:pPr>
+    </w:p>
+    <w:p>
+      <w:pPr>
+        <w:rPr>
+          <w:lang w:val="en-CA"/>
+        </w:rPr>
+      </w:pPr>
+    </w:p>
+    <w:p>
+      <w:pPr>
+        <w:rPr>
+          <w:lang w:val="en-CA"/>
+        </w:rPr>
+      </w:pPr>
+      <w:r>
+        <w:rPr>
+          <w:lang w:val="en-CA"/>
+        </w:rPr>
+        <w:t>Making a good button:</w:t>
+      </w:r>
+    </w:p>
+    <w:p>
+      <w:pPr>
+        <w:rPr>
+          <w:lang w:val="en-CA"/>
+        </w:rPr>
+      </w:pPr>
+    </w:p>
+    <w:p>
+      <w:pPr>
+        <w:rPr>
+          <w:lang w:val="en-CA"/>
+        </w:rPr>
+      </w:pPr>
+      <w:hyperlink r:id="rId6" w:history="1">
+        <w:r>
+          <w:rPr>
+            <w:rStyle w:val="Hyperlink"/>
+            <w:lang w:val="en-CA"/>
+          </w:rPr>
+          <w:t>https://help.figma.com/hc/en-us/articles/20953528101783-Design-an-interactive-button-component</w:t>
+        </w:r>
+      </w:hyperlink>
+    </w:p>
+    <w:p>
+      <w:pPr>
+        <w:rPr>
+          <w:lang w:val="en-CA"/>
+        </w:rPr>
+      </w:pPr>
+    </w:p>
+    <w:p>
+      <w:pPr>
+        <w:rPr>
+          <w:lang w:val="en-CA"/>
+        </w:rPr>
+      </w:pPr>
+    </w:p>
+    <w:p>
+      <w:pPr>
+        <w:rPr>
+          <w:lang w:val="en-CA"/>
+        </w:rPr>
+      </w:pPr>
     </w:p>
     <w:p>
       <w:pPr>

--- a/001_VanRest/_Notes/Learning/01_figma/01_intro.docx
+++ b/001_VanRest/_Notes/Learning/01_figma/01_intro.docx
@@ -131,6 +131,48 @@
           <w:lang w:val="en-CA"/>
         </w:rPr>
       </w:pPr>
+    </w:p>
+    <w:p>
+      <w:pPr>
+        <w:rPr>
+          <w:lang w:val="en-CA"/>
+        </w:rPr>
+      </w:pPr>
+    </w:p>
+    <w:p>
+      <w:pPr>
+        <w:rPr>
+          <w:lang w:val="en-CA"/>
+        </w:rPr>
+      </w:pPr>
+      <w:r>
+        <w:rPr>
+          <w:lang w:val="en-CA"/>
+        </w:rPr>
+        <w:t>Figma Design for beginners</w:t>
+      </w:r>
+      <w:r>
+        <w:rPr>
+          <w:lang w:val="en-CA"/>
+        </w:rPr>
+        <w:t>:</w:t>
+      </w:r>
+    </w:p>
+    <w:p>
+      <w:pPr>
+        <w:rPr>
+          <w:lang w:val="en-CA"/>
+        </w:rPr>
+      </w:pPr>
+      <w:hyperlink r:id="rId7" w:history="1">
+        <w:r>
+          <w:rPr>
+            <w:rStyle w:val="Hyperlink"/>
+            <w:lang w:val="en-CA"/>
+          </w:rPr>
+          <w:t>https://help.figma.com/hc/en-us/sections/30880632542743?utm_campaign=FD4B&amp;utm_medium=organic_social&amp;utm_source=youtube</w:t>
+        </w:r>
+      </w:hyperlink>
     </w:p>
     <w:p>
       <w:pPr>
